--- a/templates/shou/template.docx
+++ b/templates/shou/template.docx
@@ -212,23 +212,6 @@
           <w:u w:val="single"/>
         </w:rPr>
       </w:pPr>
-      <w:r>
-        <w:rPr>
-          <w:rFonts w:hint="eastAsia"/>
-          <w:sz w:val="32"/>
-          <w:highlight w:val="none"/>
-        </w:rPr>
-        <w:t xml:space="preserve">          </w:t>
-      </w:r>
-      <w:r>
-        <w:rPr>
-          <w:rFonts w:hint="eastAsia"/>
-          <w:sz w:val="32"/>
-          <w:highlight w:val="none"/>
-          <w:u w:val="single"/>
-        </w:rPr>
-        <w:t xml:space="preserve">                                             </w:t>
-      </w:r>
     </w:p>
     <w:p>
       <w:pPr>
@@ -325,32 +308,6 @@
           <w:u w:val="single"/>
         </w:rPr>
       </w:pPr>
-      <w:r>
-        <w:rPr>
-          <w:rFonts w:hint="eastAsia"/>
-          <w:sz w:val="32"/>
-          <w:highlight w:val="none"/>
-          <w:lang w:val="en-US" w:eastAsia="zh-CN"/>
-        </w:rPr>
-        <w:t xml:space="preserve">         </w:t>
-      </w:r>
-      <w:r>
-        <w:rPr>
-          <w:rFonts w:hint="eastAsia"/>
-          <w:sz w:val="32"/>
-          <w:highlight w:val="none"/>
-        </w:rPr>
-        <w:t xml:space="preserve"> </w:t>
-      </w:r>
-      <w:r>
-        <w:rPr>
-          <w:rFonts w:hint="eastAsia"/>
-          <w:sz w:val="32"/>
-          <w:highlight w:val="none"/>
-          <w:u w:val="single"/>
-        </w:rPr>
-        <w:t xml:space="preserve">                                             </w:t>
-      </w:r>
     </w:p>
     <w:p>
       <w:pPr>

--- a/templates/shou/template.docx
+++ b/templates/shou/template.docx
@@ -1899,7 +1899,7 @@
           <w:szCs w:val="21"/>
           <w:highlight w:val="none"/>
         </w:rPr>
-        <w:t>Key words</w:t>
+        <w:t>Keywords</w:t>
       </w:r>
       <w:r>
         <w:rPr>

--- a/templates/shou/template.docx
+++ b/templates/shou/template.docx
@@ -1910,7 +1910,7 @@
           <w:highlight w:val="none"/>
           <w:lang w:val="en-US" w:eastAsia="zh-CN"/>
         </w:rPr>
-        <w:t>:</w:t>
+        <w:t xml:space="preserve">: </w:t>
       </w:r>
       <w:r>
         <w:rPr>
